--- a/proposal/Project Proposal.docx
+++ b/proposal/Project Proposal.docx
@@ -37,23 +37,13 @@
           <w:szCs w:val="24"/>
         </w:rPr>
       </w:pPr>
-      <w:proofErr w:type="spellStart"/>
-      <w:r>
-        <w:rPr>
-          <w:rFonts w:ascii="Times New Roman" w:eastAsia="Times New Roman" w:hAnsi="Times New Roman" w:cs="Times New Roman"/>
-          <w:sz w:val="24"/>
-          <w:szCs w:val="24"/>
-        </w:rPr>
-        <w:t>Opt</w:t>
-      </w:r>
-      <w:proofErr w:type="spellEnd"/>
-      <w:r>
-        <w:rPr>
-          <w:rFonts w:ascii="Times New Roman" w:eastAsia="Times New Roman" w:hAnsi="Times New Roman" w:cs="Times New Roman"/>
-          <w:sz w:val="24"/>
-          <w:szCs w:val="24"/>
-        </w:rPr>
-        <w:t xml:space="preserve"> 1</w:t>
+      <w:r>
+        <w:rPr>
+          <w:rFonts w:ascii="Times New Roman" w:eastAsia="Times New Roman" w:hAnsi="Times New Roman" w:cs="Times New Roman"/>
+          <w:sz w:val="24"/>
+          <w:szCs w:val="24"/>
+        </w:rPr>
+        <w:t>Opt 1</w:t>
       </w:r>
       <w:r>
         <w:rPr>
@@ -118,24 +108,6 @@
         </w:rPr>
         <w:t>However, it is unclear if some individuals preferentially engage specific resting-state or task-like brain states during task transitions, and whether this engagement relates to performance on a cognitive task.</w:t>
       </w:r>
-    </w:p>
-    <w:p>
-      <w:pPr>
-        <w:rPr>
-          <w:rFonts w:ascii="Times New Roman" w:eastAsia="Times New Roman" w:hAnsi="Times New Roman" w:cs="Times New Roman"/>
-          <w:sz w:val="24"/>
-          <w:szCs w:val="24"/>
-        </w:rPr>
-      </w:pPr>
-    </w:p>
-    <w:p>
-      <w:pPr>
-        <w:rPr>
-          <w:rFonts w:ascii="Times New Roman" w:eastAsia="Times New Roman" w:hAnsi="Times New Roman" w:cs="Times New Roman"/>
-          <w:sz w:val="24"/>
-          <w:szCs w:val="24"/>
-        </w:rPr>
-      </w:pPr>
       <w:r>
         <w:rPr>
           <w:rFonts w:ascii="Times New Roman" w:eastAsia="Times New Roman" w:hAnsi="Times New Roman" w:cs="Times New Roman"/>
@@ -143,6 +115,33 @@
           <w:sz w:val="24"/>
           <w:szCs w:val="24"/>
         </w:rPr>
+        <w:t xml:space="preserve"> </w:t>
+      </w:r>
+    </w:p>
+    <w:p>
+      <w:pPr>
+        <w:rPr>
+          <w:rFonts w:ascii="Times New Roman" w:eastAsia="Times New Roman" w:hAnsi="Times New Roman" w:cs="Times New Roman"/>
+          <w:sz w:val="24"/>
+          <w:szCs w:val="24"/>
+        </w:rPr>
+      </w:pPr>
+    </w:p>
+    <w:p>
+      <w:pPr>
+        <w:rPr>
+          <w:rFonts w:ascii="Times New Roman" w:eastAsia="Times New Roman" w:hAnsi="Times New Roman" w:cs="Times New Roman"/>
+          <w:sz w:val="24"/>
+          <w:szCs w:val="24"/>
+        </w:rPr>
+      </w:pPr>
+      <w:r>
+        <w:rPr>
+          <w:rFonts w:ascii="Times New Roman" w:eastAsia="Times New Roman" w:hAnsi="Times New Roman" w:cs="Times New Roman"/>
+          <w:b/>
+          <w:sz w:val="24"/>
+          <w:szCs w:val="24"/>
+        </w:rPr>
         <w:t xml:space="preserve">Proposed methods: </w:t>
       </w:r>
       <w:r>
@@ -151,43 +150,7 @@
           <w:sz w:val="24"/>
           <w:szCs w:val="24"/>
         </w:rPr>
-        <w:t xml:space="preserve">To determine if some subjects preferentially engage specific resting-state or task-activated brain states during inter-block intervals, we will use resting-state and task fMRI during a working memory (WM) task from 339 unrelated healthy adults from the Human Connectome Project (HCP). We will do k-means clustering on the resting-state and WM block-specific time-series data (Kim et al., 2025 </w:t>
-      </w:r>
-      <w:proofErr w:type="spellStart"/>
-      <w:r>
-        <w:rPr>
-          <w:rFonts w:ascii="Times New Roman" w:eastAsia="Times New Roman" w:hAnsi="Times New Roman" w:cs="Times New Roman"/>
-          <w:sz w:val="24"/>
-          <w:szCs w:val="24"/>
-        </w:rPr>
-        <w:t>Biorxiv</w:t>
-      </w:r>
-      <w:proofErr w:type="spellEnd"/>
-      <w:r>
-        <w:rPr>
-          <w:rFonts w:ascii="Times New Roman" w:eastAsia="Times New Roman" w:hAnsi="Times New Roman" w:cs="Times New Roman"/>
-          <w:sz w:val="24"/>
-          <w:szCs w:val="24"/>
-        </w:rPr>
-        <w:t xml:space="preserve">) after concatenating each subject’s cortical area by time matrices. Identified clusters will be canonical group-level brain states. We will then extract inter-block intervals from the WM task and, for each subject, compute the similarity of their average inter-block activity to each of the canonical brain states using Spearman correlation. Each subject will then be assigned to one of the canonical brain states using a winner-take-all approach, creating group-level assignments. We will then determine if these groups show differences in their accuracy or reaction time on the WM 2-back task condition. Next, we will calculate the dwell time that each subject spends in their preferred </w:t>
-      </w:r>
-      <w:proofErr w:type="gramStart"/>
-      <w:r>
-        <w:rPr>
-          <w:rFonts w:ascii="Times New Roman" w:eastAsia="Times New Roman" w:hAnsi="Times New Roman" w:cs="Times New Roman"/>
-          <w:sz w:val="24"/>
-          <w:szCs w:val="24"/>
-        </w:rPr>
-        <w:t>canonical brain</w:t>
-      </w:r>
-      <w:proofErr w:type="gramEnd"/>
-      <w:r>
-        <w:rPr>
-          <w:rFonts w:ascii="Times New Roman" w:eastAsia="Times New Roman" w:hAnsi="Times New Roman" w:cs="Times New Roman"/>
-          <w:sz w:val="24"/>
-          <w:szCs w:val="24"/>
-        </w:rPr>
-        <w:t xml:space="preserve"> state and determine if this dwell time corresponds with task performance. </w:t>
+        <w:t xml:space="preserve">To determine if some subjects preferentially engage specific resting-state or task-activated brain states during inter-block intervals, we will use resting-state and task fMRI during a working memory (WM) task from 339 unrelated healthy adults from the Human Connectome Project (HCP). We will do k-means clustering on the resting-state and WM block-specific time-series data (Kim et al., 2025 Biorxiv) after concatenating each subject’s cortical area by time matrices. Identified clusters will be canonical group-level brain states. We will then extract inter-block intervals from the WM task and, for each subject, compute the similarity of their average inter-block activity to each of the canonical brain states using Spearman correlation. Each subject will then be assigned to one of the canonical brain states using a winner-take-all approach, creating group-level assignments. We will then determine if these groups show differences in their accuracy or reaction time on the WM 2-back task condition. Next, we will calculate the dwell time that each subject spends in their preferred canonical brain state and determine if this dwell time corresponds with task performance. </w:t>
       </w:r>
     </w:p>
     <w:p>
@@ -222,25 +185,7 @@
           <w:sz w:val="24"/>
           <w:szCs w:val="24"/>
         </w:rPr>
-        <w:t xml:space="preserve">We hypothesize that subjects whose inter-block brain state </w:t>
-      </w:r>
-      <w:proofErr w:type="gramStart"/>
-      <w:r>
-        <w:rPr>
-          <w:rFonts w:ascii="Times New Roman" w:eastAsia="Times New Roman" w:hAnsi="Times New Roman" w:cs="Times New Roman"/>
-          <w:sz w:val="24"/>
-          <w:szCs w:val="24"/>
-        </w:rPr>
-        <w:t>looks</w:t>
-      </w:r>
-      <w:proofErr w:type="gramEnd"/>
-      <w:r>
-        <w:rPr>
-          <w:rFonts w:ascii="Times New Roman" w:eastAsia="Times New Roman" w:hAnsi="Times New Roman" w:cs="Times New Roman"/>
-          <w:sz w:val="24"/>
-          <w:szCs w:val="24"/>
-        </w:rPr>
-        <w:t xml:space="preserve"> the most like the resting-state principal functional gradient will exhibit better performance (higher accuracy rate and lower reaction time) on 2-back block conditions for WM. The alternative hypothesis is that individuals whose inter-block brain state looks more like a task-activated WM brain state will exhibit better performance, suggesting effective anticipatory engagement. </w:t>
+        <w:t xml:space="preserve">We hypothesize that subjects whose inter-block brain state looks the most like the resting-state principal functional gradient will exhibit better performance (higher accuracy rate and lower reaction time) on 2-back block conditions for WM. The alternative hypothesis is that individuals whose inter-block brain state looks more like a task-activated WM brain state will exhibit better performance, suggesting effective anticipatory engagement. </w:t>
       </w:r>
     </w:p>
     <w:p>
@@ -301,15 +246,7 @@
     </w:p>
     <w:p>
       <w:r>
-        <w:t xml:space="preserve">Step 1: Using </w:t>
-      </w:r>
-      <w:proofErr w:type="gramStart"/>
-      <w:r>
-        <w:t>the 60</w:t>
-      </w:r>
-      <w:proofErr w:type="gramEnd"/>
-      <w:r>
-        <w:t xml:space="preserve"> minutes of resting state fMRI &amp; block/event specific time series</w:t>
+        <w:t>Step 1: Using the 60 minutes of resting state fMRI &amp; block/event specific time series</w:t>
       </w:r>
     </w:p>
     <w:p>
@@ -331,15 +268,7 @@
         </w:numPr>
       </w:pPr>
       <w:r>
-        <w:t xml:space="preserve">Potential methods: apply PCA to </w:t>
-      </w:r>
-      <w:proofErr w:type="gramStart"/>
-      <w:r>
-        <w:t>timeseries</w:t>
-      </w:r>
-      <w:proofErr w:type="gramEnd"/>
-      <w:r>
-        <w:t xml:space="preserve"> or FC, HMM, dynamic FC and k means </w:t>
+        <w:t xml:space="preserve">Potential methods: apply PCA to timeseries or FC, HMM, dynamic FC and k means </w:t>
       </w:r>
     </w:p>
     <w:p>
@@ -377,23 +306,7 @@
     </w:p>
     <w:p>
       <w:r>
-        <w:t xml:space="preserve">Step 2: Calculate </w:t>
-      </w:r>
-      <w:proofErr w:type="gramStart"/>
-      <w:r>
-        <w:t>percent</w:t>
-      </w:r>
-      <w:proofErr w:type="gramEnd"/>
-      <w:r>
-        <w:t xml:space="preserve"> time subject spent in each brain state by </w:t>
-      </w:r>
-      <w:proofErr w:type="gramStart"/>
-      <w:r>
-        <w:t>referring back</w:t>
-      </w:r>
-      <w:proofErr w:type="gramEnd"/>
-      <w:r>
-        <w:t xml:space="preserve"> labeled time points to the inter-task interval (Dwell time)</w:t>
+        <w:t>Step 2: Calculate percent time subject spent in each brain state by referring back labeled time points to the inter-task interval (Dwell time)</w:t>
       </w:r>
     </w:p>
     <w:p>
@@ -404,15 +317,7 @@
         </w:numPr>
       </w:pPr>
       <w:r>
-        <w:t xml:space="preserve">You would correlate each column of the task time series data (each TR) against each brain state vector. For a given TR, it will be labeled as a certain state based on which brain state </w:t>
-      </w:r>
-      <w:proofErr w:type="gramStart"/>
-      <w:r>
-        <w:t>vector it</w:t>
-      </w:r>
-      <w:proofErr w:type="gramEnd"/>
-      <w:r>
-        <w:t xml:space="preserve"> has the highest correlation (similarity) to</w:t>
+        <w:t>You would correlate each column of the task time series data (each TR) against each brain state vector. For a given TR, it will be labeled as a certain state based on which brain state vector it has the highest correlation (similarity) to</w:t>
       </w:r>
     </w:p>
     <w:p>
@@ -510,21 +415,20 @@
         <w:rPr>
           <w:b/>
         </w:rPr>
-        <w:t xml:space="preserve">What </w:t>
-      </w:r>
-      <w:proofErr w:type="gramStart"/>
-      <w:r>
+        <w:t>What is the Phenomena:</w:t>
+      </w:r>
+    </w:p>
+    <w:p>
+      <w:pPr>
         <w:rPr>
           <w:b/>
         </w:rPr>
-        <w:t>is</w:t>
-      </w:r>
-      <w:proofErr w:type="gramEnd"/>
+      </w:pPr>
       <w:r>
         <w:rPr>
           <w:b/>
         </w:rPr>
-        <w:t xml:space="preserve"> the Phenomena:</w:t>
+        <w:t>Why is this important to know:</w:t>
       </w:r>
     </w:p>
     <w:p>
@@ -537,7 +441,7 @@
         <w:rPr>
           <w:b/>
         </w:rPr>
-        <w:t>Why is this important to know:</w:t>
+        <w:t>What is the key scientific question:</w:t>
       </w:r>
     </w:p>
     <w:p>
@@ -550,7 +454,7 @@
         <w:rPr>
           <w:b/>
         </w:rPr>
-        <w:t>What is the key scientific question:</w:t>
+        <w:t>What was our hypothesis:</w:t>
       </w:r>
     </w:p>
     <w:p>
@@ -563,7 +467,7 @@
         <w:rPr>
           <w:b/>
         </w:rPr>
-        <w:t>What was our hypothesis:</w:t>
+        <w:t>How does our modeling work?</w:t>
       </w:r>
     </w:p>
     <w:p>
@@ -576,7 +480,7 @@
         <w:rPr>
           <w:b/>
         </w:rPr>
-        <w:t>How does our modeling work?</w:t>
+        <w:t>What do we expect to find?</w:t>
       </w:r>
     </w:p>
     <w:p>
@@ -589,19 +493,6 @@
         <w:rPr>
           <w:b/>
         </w:rPr>
-        <w:t>What do we expect to find?</w:t>
-      </w:r>
-    </w:p>
-    <w:p>
-      <w:pPr>
-        <w:rPr>
-          <w:b/>
-        </w:rPr>
-      </w:pPr>
-      <w:r>
-        <w:rPr>
-          <w:b/>
-        </w:rPr>
         <w:t xml:space="preserve">Research Question: </w:t>
       </w:r>
     </w:p>
@@ -613,15 +504,7 @@
     <w:p/>
     <w:p>
       <w:r>
-        <w:t xml:space="preserve">Sub-question 1: What are the dynamic functional connectivity states observed throughout the task? How similar are these to the four rest groups? (i.e. states that are </w:t>
-      </w:r>
-      <w:proofErr w:type="gramStart"/>
-      <w:r>
-        <w:t>similar to</w:t>
-      </w:r>
-      <w:proofErr w:type="gramEnd"/>
-      <w:r>
-        <w:t xml:space="preserve"> resting are called ‘resting’ and everything else is deemed a ‘unique task-specific brain state)</w:t>
+        <w:t>Sub-question 1: What are the dynamic functional connectivity states observed throughout the task? How similar are these to the four rest groups? (i.e. states that are similar to resting are called ‘resting’ and everything else is deemed a ‘unique task-specific brain state)</w:t>
       </w:r>
     </w:p>
     <w:p>
@@ -808,15 +691,7 @@
     </w:p>
     <w:p>
       <w:r>
-        <w:t xml:space="preserve">Are the dynamic functional </w:t>
-      </w:r>
-      <w:proofErr w:type="gramStart"/>
-      <w:r>
-        <w:t>connectivity states</w:t>
-      </w:r>
-      <w:proofErr w:type="gramEnd"/>
-      <w:r>
-        <w:t xml:space="preserve"> observed during various cognitive tasks re-engaged or do they change throughout the task (i.e. unique or not the same states), and to what extent does the duration of these states predict individual behavioral outcomes?</w:t>
+        <w:t>Are the dynamic functional connectivity states observed during various cognitive tasks re-engaged or do they change throughout the task (i.e. unique or not the same states), and to what extent does the duration of these states predict individual behavioral outcomes?</w:t>
       </w:r>
     </w:p>
     <w:p/>
@@ -937,23 +812,7 @@
         </w:numPr>
       </w:pPr>
       <w:r>
-        <w:t xml:space="preserve">Do k-means &amp; sliding </w:t>
-      </w:r>
-      <w:proofErr w:type="gramStart"/>
-      <w:r>
-        <w:t>window</w:t>
-      </w:r>
-      <w:proofErr w:type="gramEnd"/>
-      <w:r>
-        <w:t xml:space="preserve"> for all subjects</w:t>
-      </w:r>
-      <w:proofErr w:type="gramStart"/>
-      <w:r>
-        <w:t>, compute</w:t>
-      </w:r>
-      <w:proofErr w:type="gramEnd"/>
-      <w:r>
-        <w:t xml:space="preserve"> cosine similarity between task states and rest states</w:t>
+        <w:t>Do k-means &amp; sliding window for all subjects, compute cosine similarity between task states and rest states</w:t>
       </w:r>
     </w:p>
     <w:p>
@@ -980,15 +839,7 @@
         </w:numPr>
       </w:pPr>
       <w:r>
-        <w:t>For dwell time: mixed-effects regression (</w:t>
-      </w:r>
-      <w:proofErr w:type="spellStart"/>
-      <w:r>
-        <w:t>statsmodels</w:t>
-      </w:r>
-      <w:proofErr w:type="spellEnd"/>
-      <w:r>
-        <w:t xml:space="preserve"> format), random intercepts per subject to account for baseline differences, plot partial regression slopes to show how dwell time predict performance</w:t>
+        <w:t>For dwell time: mixed-effects regression (statsmodels format), random intercepts per subject to account for baseline differences, plot partial regression slopes to show how dwell time predict performance</w:t>
       </w:r>
     </w:p>
     <w:p>
@@ -1113,25 +964,7 @@
           <w:sz w:val="24"/>
           <w:szCs w:val="24"/>
         </w:rPr>
-        <w:t xml:space="preserve">Brain states are ambiguously defined as necessary for each research paper, but the basic idea is that the brain’s function is different </w:t>
-      </w:r>
-      <w:proofErr w:type="gramStart"/>
-      <w:r>
-        <w:rPr>
-          <w:rFonts w:ascii="Times New Roman" w:eastAsia="Times New Roman" w:hAnsi="Times New Roman" w:cs="Times New Roman"/>
-          <w:sz w:val="24"/>
-          <w:szCs w:val="24"/>
-        </w:rPr>
-        <w:t>in regard to</w:t>
-      </w:r>
-      <w:proofErr w:type="gramEnd"/>
-      <w:r>
-        <w:rPr>
-          <w:rFonts w:ascii="Times New Roman" w:eastAsia="Times New Roman" w:hAnsi="Times New Roman" w:cs="Times New Roman"/>
-          <w:sz w:val="24"/>
-          <w:szCs w:val="24"/>
-        </w:rPr>
-        <w:t xml:space="preserve"> specific conditions/tasks of the experiment, and that these functional differences are detectable</w:t>
+        <w:t>Brain states are ambiguously defined as necessary for each research paper, but the basic idea is that the brain’s function is different in regard to specific conditions/tasks of the experiment, and that these functional differences are detectable</w:t>
       </w:r>
     </w:p>
     <w:p>
@@ -1167,41 +1000,13 @@
           <w:szCs w:val="24"/>
         </w:rPr>
       </w:pPr>
-      <w:proofErr w:type="spellStart"/>
-      <w:r>
-        <w:rPr>
-          <w:rFonts w:ascii="Times New Roman" w:eastAsia="Times New Roman" w:hAnsi="Times New Roman" w:cs="Times New Roman"/>
-          <w:sz w:val="24"/>
-          <w:szCs w:val="24"/>
-        </w:rPr>
-        <w:t>Pragata</w:t>
-      </w:r>
-      <w:proofErr w:type="spellEnd"/>
-      <w:r>
-        <w:rPr>
-          <w:rFonts w:ascii="Times New Roman" w:eastAsia="Times New Roman" w:hAnsi="Times New Roman" w:cs="Times New Roman"/>
-          <w:sz w:val="24"/>
-          <w:szCs w:val="24"/>
-        </w:rPr>
-        <w:t xml:space="preserve">: </w:t>
-      </w:r>
-      <w:proofErr w:type="gramStart"/>
-      <w:r>
-        <w:rPr>
-          <w:rFonts w:ascii="Times New Roman" w:eastAsia="Times New Roman" w:hAnsi="Times New Roman" w:cs="Times New Roman"/>
-          <w:sz w:val="24"/>
-          <w:szCs w:val="24"/>
-        </w:rPr>
-        <w:t>when</w:t>
-      </w:r>
-      <w:proofErr w:type="gramEnd"/>
-      <w:r>
-        <w:rPr>
-          <w:rFonts w:ascii="Times New Roman" w:eastAsia="Times New Roman" w:hAnsi="Times New Roman" w:cs="Times New Roman"/>
-          <w:sz w:val="24"/>
-          <w:szCs w:val="24"/>
-        </w:rPr>
-        <w:t xml:space="preserve"> training a model, averaging the data across subjects was too noisy due to each person having a different baseline, so keeping within-subject data will be better for training a model</w:t>
+      <w:r>
+        <w:rPr>
+          <w:rFonts w:ascii="Times New Roman" w:eastAsia="Times New Roman" w:hAnsi="Times New Roman" w:cs="Times New Roman"/>
+          <w:sz w:val="24"/>
+          <w:szCs w:val="24"/>
+        </w:rPr>
+        <w:t>Pragata: when training a model, averaging the data across subjects was too noisy due to each person having a different baseline, so keeping within-subject data will be better for training a model</w:t>
       </w:r>
     </w:p>
     <w:p>
@@ -1304,43 +1109,7 @@
           <w:sz w:val="24"/>
           <w:szCs w:val="24"/>
         </w:rPr>
-        <w:t xml:space="preserve">“The data vectors (time series, spectrum and spectrogram) for all pixels </w:t>
-      </w:r>
-      <w:proofErr w:type="spellStart"/>
-      <w:r>
-        <w:rPr>
-          <w:rFonts w:ascii="Times New Roman" w:eastAsia="Times New Roman" w:hAnsi="Times New Roman" w:cs="Times New Roman"/>
-          <w:sz w:val="24"/>
-          <w:szCs w:val="24"/>
-        </w:rPr>
-        <w:t>wereusedasinputforclusteranalysis</w:t>
-      </w:r>
-      <w:proofErr w:type="spellEnd"/>
-      <w:r>
-        <w:rPr>
-          <w:rFonts w:ascii="Times New Roman" w:eastAsia="Times New Roman" w:hAnsi="Times New Roman" w:cs="Times New Roman"/>
-          <w:sz w:val="24"/>
-          <w:szCs w:val="24"/>
-        </w:rPr>
-        <w:t xml:space="preserve">. In this analysis we </w:t>
-      </w:r>
-      <w:proofErr w:type="spellStart"/>
-      <w:r>
-        <w:rPr>
-          <w:rFonts w:ascii="Times New Roman" w:eastAsia="Times New Roman" w:hAnsi="Times New Roman" w:cs="Times New Roman"/>
-          <w:sz w:val="24"/>
-          <w:szCs w:val="24"/>
-        </w:rPr>
-        <w:t>useda</w:t>
-      </w:r>
-      <w:proofErr w:type="spellEnd"/>
-      <w:r>
-        <w:rPr>
-          <w:rFonts w:ascii="Times New Roman" w:eastAsia="Times New Roman" w:hAnsi="Times New Roman" w:cs="Times New Roman"/>
-          <w:sz w:val="24"/>
-          <w:szCs w:val="24"/>
-        </w:rPr>
-        <w:t xml:space="preserve"> modified k-means clustering algorithm. The k-mean algorithm was run 10 times for each number of clusters (k). The clustering analysis was repeated for different k from k=3 to k=45 (in steps of 1). The clusters were evaluated using a squared Euclidean distance index between the values of the data vectors of each pixel (i.e. the time series or spectrum or spectrogram data).” </w:t>
+        <w:t xml:space="preserve">“The data vectors (time series, spectrum and spectrogram) for all pixels wereusedasinputforclusteranalysis. In this analysis we useda modified k-means clustering algorithm. The k-mean algorithm was run 10 times for each number of clusters (k). The clustering analysis was repeated for different k from k=3 to k=45 (in steps of 1). The clusters were evaluated using a squared Euclidean distance index between the values of the data vectors of each pixel (i.e. the time series or spectrum or spectrogram data).” </w:t>
       </w:r>
       <w:hyperlink r:id="rId7">
         <w:r>
@@ -1372,139 +1141,7 @@
           <w:sz w:val="24"/>
           <w:szCs w:val="24"/>
         </w:rPr>
-        <w:t xml:space="preserve">A high-level summary of the key steps for capturing whole-brain, data-driven, time-varying connectivity is presented in Figure 1(b). Input </w:t>
-      </w:r>
-      <w:proofErr w:type="gramStart"/>
-      <w:r>
-        <w:rPr>
-          <w:rFonts w:ascii="Times New Roman" w:eastAsia="Times New Roman" w:hAnsi="Times New Roman" w:cs="Times New Roman"/>
-          <w:sz w:val="24"/>
-          <w:szCs w:val="24"/>
-        </w:rPr>
-        <w:t>to</w:t>
-      </w:r>
-      <w:proofErr w:type="gramEnd"/>
-      <w:r>
-        <w:rPr>
-          <w:rFonts w:ascii="Times New Roman" w:eastAsia="Times New Roman" w:hAnsi="Times New Roman" w:cs="Times New Roman"/>
-          <w:sz w:val="24"/>
-          <w:szCs w:val="24"/>
-        </w:rPr>
-        <w:t xml:space="preserve"> the analysis can consist of </w:t>
-      </w:r>
-      <w:proofErr w:type="spellStart"/>
-      <w:proofErr w:type="gramStart"/>
-      <w:r>
-        <w:rPr>
-          <w:rFonts w:ascii="Times New Roman" w:eastAsia="Times New Roman" w:hAnsi="Times New Roman" w:cs="Times New Roman"/>
-          <w:sz w:val="24"/>
-          <w:szCs w:val="24"/>
-        </w:rPr>
-        <w:t>timecourses</w:t>
-      </w:r>
-      <w:proofErr w:type="spellEnd"/>
-      <w:proofErr w:type="gramEnd"/>
-      <w:r>
-        <w:rPr>
-          <w:rFonts w:ascii="Times New Roman" w:eastAsia="Times New Roman" w:hAnsi="Times New Roman" w:cs="Times New Roman"/>
-          <w:sz w:val="24"/>
-          <w:szCs w:val="24"/>
-        </w:rPr>
-        <w:t xml:space="preserve"> from regions or from networks (e.g., component </w:t>
-      </w:r>
-      <w:proofErr w:type="spellStart"/>
-      <w:proofErr w:type="gramStart"/>
-      <w:r>
-        <w:rPr>
-          <w:rFonts w:ascii="Times New Roman" w:eastAsia="Times New Roman" w:hAnsi="Times New Roman" w:cs="Times New Roman"/>
-          <w:sz w:val="24"/>
-          <w:szCs w:val="24"/>
-        </w:rPr>
-        <w:t>timecourses</w:t>
-      </w:r>
-      <w:proofErr w:type="spellEnd"/>
-      <w:proofErr w:type="gramEnd"/>
-      <w:r>
-        <w:rPr>
-          <w:rFonts w:ascii="Times New Roman" w:eastAsia="Times New Roman" w:hAnsi="Times New Roman" w:cs="Times New Roman"/>
-          <w:sz w:val="24"/>
-          <w:szCs w:val="24"/>
-        </w:rPr>
-        <w:t xml:space="preserve">). Next, </w:t>
-      </w:r>
-      <w:proofErr w:type="spellStart"/>
-      <w:proofErr w:type="gramStart"/>
-      <w:r>
-        <w:rPr>
-          <w:rFonts w:ascii="Times New Roman" w:eastAsia="Times New Roman" w:hAnsi="Times New Roman" w:cs="Times New Roman"/>
-          <w:sz w:val="24"/>
-          <w:szCs w:val="24"/>
-        </w:rPr>
-        <w:t>timecourse</w:t>
-      </w:r>
-      <w:proofErr w:type="spellEnd"/>
-      <w:proofErr w:type="gramEnd"/>
-      <w:r>
-        <w:rPr>
-          <w:rFonts w:ascii="Times New Roman" w:eastAsia="Times New Roman" w:hAnsi="Times New Roman" w:cs="Times New Roman"/>
-          <w:sz w:val="24"/>
-          <w:szCs w:val="24"/>
-        </w:rPr>
-        <w:t xml:space="preserve"> pairs can be analyzed using a fixed-window or adaptive windowing approach [23], [30] or a time-frequency approach [21], [31]. The next step involves estimating the states, which can be </w:t>
-      </w:r>
-      <w:proofErr w:type="gramStart"/>
-      <w:r>
-        <w:rPr>
-          <w:rFonts w:ascii="Times New Roman" w:eastAsia="Times New Roman" w:hAnsi="Times New Roman" w:cs="Times New Roman"/>
-          <w:sz w:val="24"/>
-          <w:szCs w:val="24"/>
-        </w:rPr>
-        <w:t>done</w:t>
-      </w:r>
-      <w:proofErr w:type="gramEnd"/>
-      <w:r>
-        <w:rPr>
-          <w:rFonts w:ascii="Times New Roman" w:eastAsia="Times New Roman" w:hAnsi="Times New Roman" w:cs="Times New Roman"/>
-          <w:sz w:val="24"/>
-          <w:szCs w:val="24"/>
-        </w:rPr>
-        <w:t xml:space="preserve"> </w:t>
-      </w:r>
-      <w:proofErr w:type="gramStart"/>
-      <w:r>
-        <w:rPr>
-          <w:rFonts w:ascii="Times New Roman" w:eastAsia="Times New Roman" w:hAnsi="Times New Roman" w:cs="Times New Roman"/>
-          <w:sz w:val="24"/>
-          <w:szCs w:val="24"/>
-        </w:rPr>
-        <w:t>a number of</w:t>
-      </w:r>
-      <w:proofErr w:type="gramEnd"/>
-      <w:r>
-        <w:rPr>
-          <w:rFonts w:ascii="Times New Roman" w:eastAsia="Times New Roman" w:hAnsi="Times New Roman" w:cs="Times New Roman"/>
-          <w:sz w:val="24"/>
-          <w:szCs w:val="24"/>
-        </w:rPr>
-        <w:t xml:space="preserve"> ways, for example, by k-means clustering [30], principal component analysis (PCA) [26], [32], or independent component analysis (ICA) [33], [34]. Finally, the summary measure of the states can be done for each state separately, for example, by dwell time or connectivity within each state matrix [29], [35] or across all states, such as in a </w:t>
-      </w:r>
-      <w:proofErr w:type="spellStart"/>
-      <w:r>
-        <w:rPr>
-          <w:rFonts w:ascii="Times New Roman" w:eastAsia="Times New Roman" w:hAnsi="Times New Roman" w:cs="Times New Roman"/>
-          <w:sz w:val="24"/>
-          <w:szCs w:val="24"/>
-        </w:rPr>
-        <w:t>metastate</w:t>
-      </w:r>
-      <w:proofErr w:type="spellEnd"/>
-      <w:r>
-        <w:rPr>
-          <w:rFonts w:ascii="Times New Roman" w:eastAsia="Times New Roman" w:hAnsi="Times New Roman" w:cs="Times New Roman"/>
-          <w:sz w:val="24"/>
-          <w:szCs w:val="24"/>
-        </w:rPr>
-        <w:t xml:space="preserve"> approach [33], [34]. </w:t>
+        <w:t xml:space="preserve">A high-level summary of the key steps for capturing whole-brain, data-driven, time-varying connectivity is presented in Figure 1(b). Input to the analysis can consist of timecourses from regions or from networks (e.g., component timecourses). Next, timecourse pairs can be analyzed using a fixed-window or adaptive windowing approach [23], [30] or a time-frequency approach [21], [31]. The next step involves estimating the states, which can be done a number of ways, for example, by k-means clustering [30], principal component analysis (PCA) [26], [32], or independent component analysis (ICA) [33], [34]. Finally, the summary measure of the states can be done for each state separately, for example, by dwell time or connectivity within each state matrix [29], [35] or across all states, such as in a metastate approach [33], [34]. </w:t>
       </w:r>
       <w:hyperlink r:id="rId8">
         <w:r>
@@ -1536,7 +1173,16 @@
           <w:sz w:val="24"/>
           <w:szCs w:val="24"/>
         </w:rPr>
-        <w:t xml:space="preserve">there are double-dimension reduction stages using PCA where the first step is to perform a subject-level PCA, and after vertical concatenation of dimension-reduced subject data, a second-level PCA is applied at the group level to estimate a common group subspace [48] </w:t>
+        <w:t xml:space="preserve">there are double-dimension reduction stages using PCA where the first step is to perform a subject-level PCA, and after vertical concatenation of dimension-reduced subject data, </w:t>
+      </w:r>
+      <w:r>
+        <w:rPr>
+          <w:rFonts w:ascii="Times New Roman" w:eastAsia="Times New Roman" w:hAnsi="Times New Roman" w:cs="Times New Roman"/>
+          <w:sz w:val="24"/>
+          <w:szCs w:val="24"/>
+        </w:rPr>
+        <w:lastRenderedPageBreak/>
+        <w:t xml:space="preserve">a second-level PCA is applied at the group level to estimate a common group subspace [48] </w:t>
       </w:r>
       <w:hyperlink r:id="rId9">
         <w:r>
@@ -1589,11 +1235,11 @@
           <w:sz w:val="21"/>
           <w:szCs w:val="21"/>
         </w:rPr>
-        <w:lastRenderedPageBreak/>
-        <w:t xml:space="preserve">Standard fMRI analyses average brain signals over long periods, hiding rapid network reconfigurations that may drive moment‑to‑moment cognition. If task performance hinges on how long a person lingers </w:t>
-      </w:r>
-      <w:proofErr w:type="gramStart"/>
-      <w:r>
+        <w:t>Standard fMRI analyses average brain signals over long periods, hiding rapid network reconfigurations that may drive moment‑to‑moment cognition. If task performance hinges on how long a person lingers in particular connectivity states, dynamic state metrics could outperform traditional static contrasts and point toward state‑targeted neurofeedback or stimulation to improve memory and attention.</w:t>
+      </w:r>
+    </w:p>
+    <w:p>
+      <w:pPr>
         <w:rPr>
           <w:rFonts w:ascii="Roboto" w:eastAsia="Roboto" w:hAnsi="Roboto" w:cs="Roboto"/>
           <w:i/>
@@ -1601,9 +1247,7 @@
           <w:sz w:val="21"/>
           <w:szCs w:val="21"/>
         </w:rPr>
-        <w:t>in particular connectivity</w:t>
-      </w:r>
-      <w:proofErr w:type="gramEnd"/>
+      </w:pPr>
       <w:r>
         <w:rPr>
           <w:rFonts w:ascii="Roboto" w:eastAsia="Roboto" w:hAnsi="Roboto" w:cs="Roboto"/>
@@ -1612,7 +1256,7 @@
           <w:sz w:val="21"/>
           <w:szCs w:val="21"/>
         </w:rPr>
-        <w:t xml:space="preserve"> states, dynamic state metrics could outperform traditional static contrasts and point toward state‑targeted neurofeedback or stimulation to improve memory and attention.</w:t>
+        <w:t>What is already known, and the gap</w:t>
       </w:r>
     </w:p>
     <w:p>
@@ -1633,7 +1277,7 @@
           <w:sz w:val="21"/>
           <w:szCs w:val="21"/>
         </w:rPr>
-        <w:t>What is already known, and the gap</w:t>
+        <w:t>• Rest: Sliding‑window and hidden‑Markov approaches consistently reveal four recurring “rest states” (e.g., Allen 2014; Vidaurre 2017).</w:t>
       </w:r>
     </w:p>
     <w:p>
@@ -1654,7 +1298,7 @@
           <w:sz w:val="21"/>
           <w:szCs w:val="21"/>
         </w:rPr>
-        <w:t>• Rest: Sliding‑window and hidden‑Markov approaches consistently reveal four recurring “rest states” (e.g., Allen 2014; Vidaurre 2017).</w:t>
+        <w:t>• Task: Task‑based studies report fronto‑parietal increases but rarely relate them to the established rest‑state repertoire.</w:t>
       </w:r>
     </w:p>
     <w:p>
@@ -1675,10 +1319,11 @@
           <w:sz w:val="21"/>
           <w:szCs w:val="21"/>
         </w:rPr>
-        <w:t xml:space="preserve">• Task: Task‑based studies report </w:t>
-      </w:r>
-      <w:proofErr w:type="spellStart"/>
-      <w:r>
+        <w:t>Gap: No large study has yet tested whether the same individuals reuse rest states during cognitive load and whether state dwell time explains behavioral variance. This project fills that gap.</w:t>
+      </w:r>
+    </w:p>
+    <w:p>
+      <w:pPr>
         <w:rPr>
           <w:rFonts w:ascii="Roboto" w:eastAsia="Roboto" w:hAnsi="Roboto" w:cs="Roboto"/>
           <w:i/>
@@ -1686,9 +1331,7 @@
           <w:sz w:val="21"/>
           <w:szCs w:val="21"/>
         </w:rPr>
-        <w:t>fronto</w:t>
-      </w:r>
-      <w:proofErr w:type="spellEnd"/>
+      </w:pPr>
       <w:r>
         <w:rPr>
           <w:rFonts w:ascii="Roboto" w:eastAsia="Roboto" w:hAnsi="Roboto" w:cs="Roboto"/>
@@ -1697,7 +1340,7 @@
           <w:sz w:val="21"/>
           <w:szCs w:val="21"/>
         </w:rPr>
-        <w:t>‑parietal increases but rarely relate them to the established rest‑state repertoire.</w:t>
+        <w:t>Novelty</w:t>
       </w:r>
     </w:p>
     <w:p>
@@ -1712,17 +1355,26 @@
       </w:pPr>
       <w:r>
         <w:rPr>
+          <w:rFonts w:ascii="Nova Mono" w:eastAsia="Nova Mono" w:hAnsi="Nova Mono" w:cs="Nova Mono"/>
+          <w:i/>
+          <w:color w:val="444746"/>
+          <w:sz w:val="21"/>
+          <w:szCs w:val="21"/>
+        </w:rPr>
+        <w:t>1. Cross‑condition mapping within subjects (rest → task).</w:t>
+      </w:r>
+    </w:p>
+    <w:p>
+      <w:pPr>
+        <w:rPr>
           <w:rFonts w:ascii="Roboto" w:eastAsia="Roboto" w:hAnsi="Roboto" w:cs="Roboto"/>
           <w:i/>
           <w:color w:val="444746"/>
           <w:sz w:val="21"/>
           <w:szCs w:val="21"/>
         </w:rPr>
-        <w:t>Gap: No large study has yet tested whether the same individuals reuse rest states during cognitive load and whether state dwell time explains behavioral variance. This project fills that gap.</w:t>
-      </w:r>
-    </w:p>
-    <w:p>
-      <w:pPr>
+      </w:pPr>
+      <w:r>
         <w:rPr>
           <w:rFonts w:ascii="Roboto" w:eastAsia="Roboto" w:hAnsi="Roboto" w:cs="Roboto"/>
           <w:i/>
@@ -1730,8 +1382,11 @@
           <w:sz w:val="21"/>
           <w:szCs w:val="21"/>
         </w:rPr>
-      </w:pPr>
-      <w:r>
+        <w:t>2. Individual‑level prediction of behavior rather than group averages.</w:t>
+      </w:r>
+    </w:p>
+    <w:p>
+      <w:pPr>
         <w:rPr>
           <w:rFonts w:ascii="Roboto" w:eastAsia="Roboto" w:hAnsi="Roboto" w:cs="Roboto"/>
           <w:i/>
@@ -1739,7 +1394,16 @@
           <w:sz w:val="21"/>
           <w:szCs w:val="21"/>
         </w:rPr>
-        <w:t>Novelty</w:t>
+      </w:pPr>
+      <w:r>
+        <w:rPr>
+          <w:rFonts w:ascii="Nova Mono" w:eastAsia="Nova Mono" w:hAnsi="Nova Mono" w:cs="Nova Mono"/>
+          <w:i/>
+          <w:color w:val="444746"/>
+          <w:sz w:val="21"/>
+          <w:szCs w:val="21"/>
+        </w:rPr>
+        <w:t>3. Large, open Human Connectome Project dataset (N ≈ 100) for power and reproducibility.</w:t>
       </w:r>
     </w:p>
     <w:p>
@@ -1754,26 +1418,17 @@
       </w:pPr>
       <w:r>
         <w:rPr>
-          <w:rFonts w:ascii="Nova Mono" w:eastAsia="Nova Mono" w:hAnsi="Nova Mono" w:cs="Nova Mono"/>
-          <w:i/>
-          <w:color w:val="444746"/>
-          <w:sz w:val="21"/>
-          <w:szCs w:val="21"/>
-        </w:rPr>
-        <w:t>1. Cross‑condition mapping within subjects (rest → task).</w:t>
-      </w:r>
-    </w:p>
-    <w:p>
-      <w:pPr>
-        <w:rPr>
           <w:rFonts w:ascii="Roboto" w:eastAsia="Roboto" w:hAnsi="Roboto" w:cs="Roboto"/>
           <w:i/>
           <w:color w:val="444746"/>
           <w:sz w:val="21"/>
           <w:szCs w:val="21"/>
         </w:rPr>
-      </w:pPr>
-      <w:r>
+        <w:t>Type of question</w:t>
+      </w:r>
+    </w:p>
+    <w:p>
+      <w:pPr>
         <w:rPr>
           <w:rFonts w:ascii="Roboto" w:eastAsia="Roboto" w:hAnsi="Roboto" w:cs="Roboto"/>
           <w:i/>
@@ -1781,11 +1436,8 @@
           <w:sz w:val="21"/>
           <w:szCs w:val="21"/>
         </w:rPr>
-        <w:t>2. Individual‑level prediction of behavior rather than group averages.</w:t>
-      </w:r>
-    </w:p>
-    <w:p>
-      <w:pPr>
+      </w:pPr>
+      <w:r>
         <w:rPr>
           <w:rFonts w:ascii="Roboto" w:eastAsia="Roboto" w:hAnsi="Roboto" w:cs="Roboto"/>
           <w:i/>
@@ -1793,16 +1445,7 @@
           <w:sz w:val="21"/>
           <w:szCs w:val="21"/>
         </w:rPr>
-      </w:pPr>
-      <w:r>
-        <w:rPr>
-          <w:rFonts w:ascii="Nova Mono" w:eastAsia="Nova Mono" w:hAnsi="Nova Mono" w:cs="Nova Mono"/>
-          <w:i/>
-          <w:color w:val="444746"/>
-          <w:sz w:val="21"/>
-          <w:szCs w:val="21"/>
-        </w:rPr>
-        <w:t>3. Large, open Human Connectome Project dataset (N ≈ 100) for power and reproducibility.</w:t>
+        <w:t>Descriptive: Which connectivity states appear during the task, and how do they overlap with rest states?</w:t>
       </w:r>
     </w:p>
     <w:p>
@@ -1823,48 +1466,6 @@
           <w:sz w:val="21"/>
           <w:szCs w:val="21"/>
         </w:rPr>
-        <w:t>Type of question</w:t>
-      </w:r>
-    </w:p>
-    <w:p>
-      <w:pPr>
-        <w:rPr>
-          <w:rFonts w:ascii="Roboto" w:eastAsia="Roboto" w:hAnsi="Roboto" w:cs="Roboto"/>
-          <w:i/>
-          <w:color w:val="444746"/>
-          <w:sz w:val="21"/>
-          <w:szCs w:val="21"/>
-        </w:rPr>
-      </w:pPr>
-      <w:r>
-        <w:rPr>
-          <w:rFonts w:ascii="Roboto" w:eastAsia="Roboto" w:hAnsi="Roboto" w:cs="Roboto"/>
-          <w:i/>
-          <w:color w:val="444746"/>
-          <w:sz w:val="21"/>
-          <w:szCs w:val="21"/>
-        </w:rPr>
-        <w:t>Descriptive: Which connectivity states appear during the task, and how do they overlap with rest states?</w:t>
-      </w:r>
-    </w:p>
-    <w:p>
-      <w:pPr>
-        <w:rPr>
-          <w:rFonts w:ascii="Roboto" w:eastAsia="Roboto" w:hAnsi="Roboto" w:cs="Roboto"/>
-          <w:i/>
-          <w:color w:val="444746"/>
-          <w:sz w:val="21"/>
-          <w:szCs w:val="21"/>
-        </w:rPr>
-      </w:pPr>
-      <w:r>
-        <w:rPr>
-          <w:rFonts w:ascii="Roboto" w:eastAsia="Roboto" w:hAnsi="Roboto" w:cs="Roboto"/>
-          <w:i/>
-          <w:color w:val="444746"/>
-          <w:sz w:val="21"/>
-          <w:szCs w:val="21"/>
-        </w:rPr>
         <w:t>Predictive: Does state dwell time explain performance beyond age, sex, and motion</w:t>
       </w:r>
     </w:p>
@@ -1899,6 +1500,13 @@
       </w:r>
       <w:commentRangeEnd w:id="6"/>
       <w:r>
+        <w:rPr>
+          <w:rStyle w:val="CommentReference"/>
+          <w:rFonts w:ascii="Times New Roman" w:eastAsia="Times New Roman" w:hAnsi="Times New Roman" w:cs="Times New Roman"/>
+          <w:b/>
+          <w:sz w:val="24"/>
+          <w:szCs w:val="24"/>
+        </w:rPr>
         <w:commentReference w:id="6"/>
       </w:r>
     </w:p>
@@ -2129,16 +1737,8 @@
           <w:sz w:val="24"/>
           <w:szCs w:val="24"/>
         </w:rPr>
-        <w:t>Input</w:t>
-      </w:r>
-      <w:proofErr w:type="gramStart"/>
-      <w:r>
-        <w:rPr>
-          <w:rFonts w:ascii="Times New Roman" w:eastAsia="Times New Roman" w:hAnsi="Times New Roman" w:cs="Times New Roman"/>
-          <w:sz w:val="24"/>
-          <w:szCs w:val="24"/>
-        </w:rPr>
-        <w:t xml:space="preserve">: </w:t>
+        <w:lastRenderedPageBreak/>
+        <w:t xml:space="preserve">Input: </w:t>
       </w:r>
       <w:r>
         <w:rPr>
@@ -2148,18 +1748,7 @@
           <w:szCs w:val="24"/>
           <w:highlight w:val="yellow"/>
         </w:rPr>
-        <w:t xml:space="preserve"> A</w:t>
-      </w:r>
-      <w:proofErr w:type="gramEnd"/>
-      <w:r>
-        <w:rPr>
-          <w:rFonts w:ascii="Times New Roman" w:eastAsia="Times New Roman" w:hAnsi="Times New Roman" w:cs="Times New Roman"/>
-          <w:i/>
-          <w:sz w:val="24"/>
-          <w:szCs w:val="24"/>
-          <w:highlight w:val="yellow"/>
-        </w:rPr>
-        <w:t xml:space="preserve"> cortical area by (subject x time) matrix input into PCA to get the 3 principal components </w:t>
+        <w:t xml:space="preserve"> A cortical area by (subject x time) matrix input into PCA to get the 3 principal components </w:t>
       </w:r>
     </w:p>
     <w:p>
@@ -2180,7 +1769,6 @@
           <w:sz w:val="24"/>
           <w:szCs w:val="24"/>
         </w:rPr>
-        <w:lastRenderedPageBreak/>
         <w:t>Parameters/model: K-means or PCA or t-SNE (W1D4 dimensionality reduction, monkey planning arm trajectory)</w:t>
       </w:r>
     </w:p>
@@ -2204,27 +1792,7 @@
           <w:sz w:val="24"/>
           <w:szCs w:val="24"/>
         </w:rPr>
-        <w:t xml:space="preserve">Somehow how the group’s brain </w:t>
-      </w:r>
-      <w:proofErr w:type="gramStart"/>
-      <w:r>
-        <w:rPr>
-          <w:rFonts w:ascii="Times New Roman" w:eastAsia="Times New Roman" w:hAnsi="Times New Roman" w:cs="Times New Roman"/>
-          <w:i/>
-          <w:sz w:val="24"/>
-          <w:szCs w:val="24"/>
-        </w:rPr>
-        <w:t>state</w:t>
-      </w:r>
-      <w:proofErr w:type="gramEnd"/>
-      <w:r>
-        <w:rPr>
-          <w:rFonts w:ascii="Times New Roman" w:eastAsia="Times New Roman" w:hAnsi="Times New Roman" w:cs="Times New Roman"/>
-          <w:i/>
-          <w:sz w:val="24"/>
-          <w:szCs w:val="24"/>
-        </w:rPr>
-        <w:t xml:space="preserve"> changes over time</w:t>
+        <w:t>Somehow how the group’s brain state changes over time</w:t>
       </w:r>
     </w:p>
     <w:p>
@@ -2283,25 +1851,7 @@
           <w:sz w:val="24"/>
           <w:szCs w:val="24"/>
         </w:rPr>
-        <w:t xml:space="preserve">Transition between sub-question 1 &amp; 2: We’d expect that: for a given task, there is distinct/unique activity related to that task and </w:t>
-      </w:r>
-      <w:proofErr w:type="spellStart"/>
-      <w:r>
-        <w:rPr>
-          <w:rFonts w:ascii="Times New Roman" w:eastAsia="Times New Roman" w:hAnsi="Times New Roman" w:cs="Times New Roman"/>
-          <w:sz w:val="24"/>
-          <w:szCs w:val="24"/>
-        </w:rPr>
-        <w:t>not</w:t>
-      </w:r>
-      <w:proofErr w:type="spellEnd"/>
-      <w:r>
-        <w:rPr>
-          <w:rFonts w:ascii="Times New Roman" w:eastAsia="Times New Roman" w:hAnsi="Times New Roman" w:cs="Times New Roman"/>
-          <w:sz w:val="24"/>
-          <w:szCs w:val="24"/>
-        </w:rPr>
-        <w:t xml:space="preserve"> other tasks, such that a model could be given test data and with some degree of accuracy predict correctly what the task was</w:t>
+        <w:t>Transition between sub-question 1 &amp; 2: We’d expect that: for a given task, there is distinct/unique activity related to that task and not other tasks, such that a model could be given test data and with some degree of accuracy predict correctly what the task was</w:t>
       </w:r>
     </w:p>
     <w:p>
@@ -2339,27 +1889,7 @@
           <w:sz w:val="24"/>
           <w:szCs w:val="24"/>
         </w:rPr>
-        <w:t xml:space="preserve">Can you </w:t>
-      </w:r>
-      <w:proofErr w:type="spellStart"/>
-      <w:proofErr w:type="gramStart"/>
-      <w:r>
-        <w:rPr>
-          <w:rFonts w:ascii="Times New Roman" w:eastAsia="Times New Roman" w:hAnsi="Times New Roman" w:cs="Times New Roman"/>
-          <w:sz w:val="24"/>
-          <w:szCs w:val="24"/>
-        </w:rPr>
-        <w:t>decode</w:t>
-      </w:r>
-      <w:proofErr w:type="spellEnd"/>
-      <w:proofErr w:type="gramEnd"/>
-      <w:r>
-        <w:rPr>
-          <w:rFonts w:ascii="Times New Roman" w:eastAsia="Times New Roman" w:hAnsi="Times New Roman" w:cs="Times New Roman"/>
-          <w:sz w:val="24"/>
-          <w:szCs w:val="24"/>
-        </w:rPr>
-        <w:t xml:space="preserve"> what the task was given an individual’s brain state?</w:t>
+        <w:t>Can you decode what the task was given an individual’s brain state?</w:t>
       </w:r>
     </w:p>
     <w:p>
@@ -2380,25 +1910,7 @@
           <w:sz w:val="24"/>
           <w:szCs w:val="24"/>
         </w:rPr>
-        <w:t xml:space="preserve">If you can </w:t>
-      </w:r>
-      <w:proofErr w:type="spellStart"/>
-      <w:r>
-        <w:rPr>
-          <w:rFonts w:ascii="Times New Roman" w:eastAsia="Times New Roman" w:hAnsi="Times New Roman" w:cs="Times New Roman"/>
-          <w:sz w:val="24"/>
-          <w:szCs w:val="24"/>
-        </w:rPr>
-        <w:t>decode</w:t>
-      </w:r>
-      <w:proofErr w:type="spellEnd"/>
-      <w:r>
-        <w:rPr>
-          <w:rFonts w:ascii="Times New Roman" w:eastAsia="Times New Roman" w:hAnsi="Times New Roman" w:cs="Times New Roman"/>
-          <w:sz w:val="24"/>
-          <w:szCs w:val="24"/>
-        </w:rPr>
-        <w:t xml:space="preserve"> what the task was given an individual’s brain state, then presumably this arises because there are recurring, consistent/stable patterns of activity between tasks or task vs rest</w:t>
+        <w:t>If you can decode what the task was given an individual’s brain state, then presumably this arises because there are recurring, consistent/stable patterns of activity between tasks or task vs rest</w:t>
       </w:r>
     </w:p>
     <w:p>
@@ -2478,6 +1990,14 @@
       </w:r>
       <w:commentRangeEnd w:id="7"/>
       <w:r>
+        <w:rPr>
+          <w:rStyle w:val="CommentReference"/>
+          <w:rFonts w:ascii="Times New Roman" w:eastAsia="Times New Roman" w:hAnsi="Times New Roman" w:cs="Times New Roman"/>
+          <w:i/>
+          <w:sz w:val="24"/>
+          <w:szCs w:val="24"/>
+          <w:highlight w:val="yellow"/>
+        </w:rPr>
         <w:commentReference w:id="7"/>
       </w:r>
       <w:r>
@@ -2552,13 +2072,29 @@
         </w:rPr>
         <w:t>binary</w:t>
       </w:r>
+      <w:commentRangeEnd w:id="9"/>
+      <w:r>
+        <w:rPr>
+          <w:rStyle w:val="CommentReference"/>
+          <w:rFonts w:ascii="Times New Roman" w:eastAsia="Times New Roman" w:hAnsi="Times New Roman" w:cs="Times New Roman"/>
+          <w:i/>
+          <w:sz w:val="24"/>
+          <w:szCs w:val="24"/>
+          <w:highlight w:val="yellow"/>
+        </w:rPr>
+        <w:commentReference w:id="9"/>
+      </w:r>
       <w:commentRangeEnd w:id="8"/>
       <w:r>
+        <w:rPr>
+          <w:rStyle w:val="CommentReference"/>
+          <w:rFonts w:ascii="Times New Roman" w:eastAsia="Times New Roman" w:hAnsi="Times New Roman" w:cs="Times New Roman"/>
+          <w:i/>
+          <w:sz w:val="24"/>
+          <w:szCs w:val="24"/>
+          <w:highlight w:val="yellow"/>
+        </w:rPr>
         <w:commentReference w:id="8"/>
-      </w:r>
-      <w:commentRangeEnd w:id="9"/>
-      <w:r>
-        <w:commentReference w:id="9"/>
       </w:r>
       <w:r>
         <w:rPr>
@@ -2593,29 +2129,7 @@
           <w:szCs w:val="24"/>
           <w:highlight w:val="yellow"/>
         </w:rPr>
-        <w:t xml:space="preserve">Evaluation: did the </w:t>
-      </w:r>
-      <w:proofErr w:type="gramStart"/>
-      <w:r>
-        <w:rPr>
-          <w:rFonts w:ascii="Times New Roman" w:eastAsia="Times New Roman" w:hAnsi="Times New Roman" w:cs="Times New Roman"/>
-          <w:i/>
-          <w:sz w:val="24"/>
-          <w:szCs w:val="24"/>
-          <w:highlight w:val="yellow"/>
-        </w:rPr>
-        <w:t>model get</w:t>
-      </w:r>
-      <w:proofErr w:type="gramEnd"/>
-      <w:r>
-        <w:rPr>
-          <w:rFonts w:ascii="Times New Roman" w:eastAsia="Times New Roman" w:hAnsi="Times New Roman" w:cs="Times New Roman"/>
-          <w:i/>
-          <w:sz w:val="24"/>
-          <w:szCs w:val="24"/>
-          <w:highlight w:val="yellow"/>
-        </w:rPr>
-        <w:t xml:space="preserve"> decoding the time series data right? Accuracy of prediction/correctness of prediction?</w:t>
+        <w:t>Evaluation: did the model get decoding the time series data right? Accuracy of prediction/correctness of prediction?</w:t>
       </w:r>
     </w:p>
     <w:p>
@@ -2698,29 +2212,7 @@
           <w:sz w:val="24"/>
           <w:szCs w:val="24"/>
         </w:rPr>
-        <w:t>SAMPLE: Predicting the difference in mean reaction times between mental and random blocks in a specific brain region (e.g., medial prefrontal cortex (</w:t>
-      </w:r>
-      <w:proofErr w:type="spellStart"/>
-      <w:r>
-        <w:rPr>
-          <w:rFonts w:ascii="Times New Roman" w:eastAsia="Times New Roman" w:hAnsi="Times New Roman" w:cs="Times New Roman"/>
-          <w:i/>
-          <w:color w:val="D9D9D9"/>
-          <w:sz w:val="24"/>
-          <w:szCs w:val="24"/>
-        </w:rPr>
-        <w:t>mPFC</w:t>
-      </w:r>
-      <w:proofErr w:type="spellEnd"/>
-      <w:r>
-        <w:rPr>
-          <w:rFonts w:ascii="Times New Roman" w:eastAsia="Times New Roman" w:hAnsi="Times New Roman" w:cs="Times New Roman"/>
-          <w:i/>
-          <w:color w:val="D9D9D9"/>
-          <w:sz w:val="24"/>
-          <w:szCs w:val="24"/>
-        </w:rPr>
-        <w:t>), temporo-parietal junction (TPJ))</w:t>
+        <w:t>SAMPLE: Predicting the difference in mean reaction times between mental and random blocks in a specific brain region (e.g., medial prefrontal cortex (mPFC), temporo-parietal junction (TPJ))</w:t>
       </w:r>
     </w:p>
     <w:p>
@@ -2767,25 +2259,7 @@
           <w:sz w:val="24"/>
           <w:szCs w:val="24"/>
         </w:rPr>
-        <w:t xml:space="preserve">Maybe ‘resting </w:t>
-      </w:r>
-      <w:proofErr w:type="gramStart"/>
-      <w:r>
-        <w:rPr>
-          <w:rFonts w:ascii="Times New Roman" w:eastAsia="Times New Roman" w:hAnsi="Times New Roman" w:cs="Times New Roman"/>
-          <w:sz w:val="24"/>
-          <w:szCs w:val="24"/>
-        </w:rPr>
-        <w:t>state’</w:t>
-      </w:r>
-      <w:proofErr w:type="gramEnd"/>
-      <w:r>
-        <w:rPr>
-          <w:rFonts w:ascii="Times New Roman" w:eastAsia="Times New Roman" w:hAnsi="Times New Roman" w:cs="Times New Roman"/>
-          <w:sz w:val="24"/>
-          <w:szCs w:val="24"/>
-        </w:rPr>
-        <w:t xml:space="preserve"> activity is the same or similar across tasks or different across tasks</w:t>
+        <w:t>Maybe ‘resting state’ activity is the same or similar across tasks or different across tasks</w:t>
       </w:r>
     </w:p>
     <w:p>
@@ -2806,6 +2280,7 @@
           <w:sz w:val="24"/>
           <w:szCs w:val="24"/>
         </w:rPr>
+        <w:lastRenderedPageBreak/>
         <w:t>Brain states that are common or unique across tasks?</w:t>
       </w:r>
     </w:p>
@@ -2850,7 +2325,6 @@
           <w:sz w:val="24"/>
           <w:szCs w:val="24"/>
         </w:rPr>
-        <w:lastRenderedPageBreak/>
         <w:t xml:space="preserve">Input: how do you format the data </w:t>
       </w:r>
     </w:p>
@@ -2874,27 +2348,7 @@
           <w:sz w:val="24"/>
           <w:szCs w:val="24"/>
         </w:rPr>
-        <w:t xml:space="preserve">Output: what should the output </w:t>
-      </w:r>
-      <w:proofErr w:type="gramStart"/>
-      <w:r>
-        <w:rPr>
-          <w:rFonts w:ascii="Times New Roman" w:eastAsia="Times New Roman" w:hAnsi="Times New Roman" w:cs="Times New Roman"/>
-          <w:i/>
-          <w:sz w:val="24"/>
-          <w:szCs w:val="24"/>
-        </w:rPr>
-        <w:t>be</w:t>
-      </w:r>
-      <w:proofErr w:type="gramEnd"/>
-      <w:r>
-        <w:rPr>
-          <w:rFonts w:ascii="Times New Roman" w:eastAsia="Times New Roman" w:hAnsi="Times New Roman" w:cs="Times New Roman"/>
-          <w:i/>
-          <w:sz w:val="24"/>
-          <w:szCs w:val="24"/>
-        </w:rPr>
-        <w:t xml:space="preserve"> that would allow you to compare brain states across tasks?</w:t>
+        <w:t>Output: what should the output be that would allow you to compare brain states across tasks?</w:t>
       </w:r>
     </w:p>
     <w:p>
@@ -2936,18 +2390,8 @@
           <w:sz w:val="24"/>
           <w:szCs w:val="24"/>
         </w:rPr>
-        <w:t xml:space="preserve">What brain tasks are common for all tasks vs. unique to a task in HCP data set? And then see if these explain individual performance on </w:t>
-      </w:r>
-      <w:proofErr w:type="gramStart"/>
-      <w:r>
-        <w:rPr>
-          <w:rFonts w:ascii="Times New Roman" w:eastAsia="Times New Roman" w:hAnsi="Times New Roman" w:cs="Times New Roman"/>
-          <w:sz w:val="24"/>
-          <w:szCs w:val="24"/>
-        </w:rPr>
-        <w:t>task</w:t>
-      </w:r>
-      <w:proofErr w:type="gramEnd"/>
+        <w:t>What brain tasks are common for all tasks vs. unique to a task in HCP data set? And then see if these explain individual performance on task</w:t>
+      </w:r>
     </w:p>
     <w:p>
       <w:pPr>
@@ -3109,6 +2553,12 @@
       </w:r>
       <w:commentRangeEnd w:id="10"/>
       <w:r>
+        <w:rPr>
+          <w:rStyle w:val="CommentReference"/>
+          <w:rFonts w:ascii="Times New Roman" w:eastAsia="Times New Roman" w:hAnsi="Times New Roman" w:cs="Times New Roman"/>
+          <w:sz w:val="24"/>
+          <w:szCs w:val="24"/>
+        </w:rPr>
         <w:commentReference w:id="10"/>
       </w:r>
     </w:p>
@@ -3143,6 +2593,12 @@
       </w:r>
       <w:commentRangeEnd w:id="11"/>
       <w:r>
+        <w:rPr>
+          <w:rStyle w:val="CommentReference"/>
+          <w:rFonts w:ascii="Times New Roman" w:eastAsia="Times New Roman" w:hAnsi="Times New Roman" w:cs="Times New Roman"/>
+          <w:sz w:val="24"/>
+          <w:szCs w:val="24"/>
+        </w:rPr>
         <w:commentReference w:id="11"/>
       </w:r>
     </w:p>
@@ -3307,25 +2763,7 @@
           <w:sz w:val="24"/>
           <w:szCs w:val="24"/>
         </w:rPr>
-        <w:t xml:space="preserve">Inputs: what data do we have? How is it structured? What parameters are relevant for our models? How are we going to feed our data into </w:t>
-      </w:r>
-      <w:proofErr w:type="gramStart"/>
-      <w:r>
-        <w:rPr>
-          <w:rFonts w:ascii="Times New Roman" w:eastAsia="Times New Roman" w:hAnsi="Times New Roman" w:cs="Times New Roman"/>
-          <w:sz w:val="24"/>
-          <w:szCs w:val="24"/>
-        </w:rPr>
-        <w:t>the models</w:t>
-      </w:r>
-      <w:proofErr w:type="gramEnd"/>
-      <w:r>
-        <w:rPr>
-          <w:rFonts w:ascii="Times New Roman" w:eastAsia="Times New Roman" w:hAnsi="Times New Roman" w:cs="Times New Roman"/>
-          <w:sz w:val="24"/>
-          <w:szCs w:val="24"/>
-        </w:rPr>
-        <w:t>?</w:t>
+        <w:t>Inputs: what data do we have? How is it structured? What parameters are relevant for our models? How are we going to feed our data into the models?</w:t>
       </w:r>
     </w:p>
     <w:p>
@@ -3449,16 +2887,8 @@
           <w:sz w:val="24"/>
           <w:szCs w:val="24"/>
         </w:rPr>
-        <w:t xml:space="preserve">Functional neuroimaging studies often collapse brain activity across time, which results in loss of important individual-level information regarding how the brain changes in response to task demands. Additionally, previous work has shown that individuals transition between 4-5 brain </w:t>
-      </w:r>
-      <w:r>
-        <w:rPr>
-          <w:rFonts w:ascii="Times New Roman" w:eastAsia="Times New Roman" w:hAnsi="Times New Roman" w:cs="Times New Roman"/>
-          <w:sz w:val="24"/>
-          <w:szCs w:val="24"/>
-        </w:rPr>
         <w:lastRenderedPageBreak/>
-        <w:t xml:space="preserve">states, or whole-brain patterns of neural activation, during rest. However, it's unclear if these brain states also exist during tasks and if they relate to individual cognitive performance. Using resting-state and task fMRI from healthy adults from the Human Connectome Project, our goal is to determine if there are common brain states that individuals occupy across rest and task, or if there are unique brain states for different tasks. Additionally, we want to know if which brain states an individual occupies is associated with performance on a cognitive task. Identifying the relationship between individual-level brain state dynamics and behavior can help us understand how the brain flexibly reorganizes to accommodate different task demands. </w:t>
+        <w:t xml:space="preserve">Functional neuroimaging studies often collapse brain activity across time, which results in loss of important individual-level information regarding how the brain changes in response to task demands. Additionally, previous work has shown that individuals transition between 4-5 brain states, or whole-brain patterns of neural activation, during rest. However, it's unclear if these brain states also exist during tasks and if they relate to individual cognitive performance. Using resting-state and task fMRI from healthy adults from the Human Connectome Project, our goal is to determine if there are common brain states that individuals occupy across rest and task, or if there are unique brain states for different tasks. Additionally, we want to know if which brain states an individual occupies is associated with performance on a cognitive task. Identifying the relationship between individual-level brain state dynamics and behavior can help us understand how the brain flexibly reorganizes to accommodate different task demands. </w:t>
       </w:r>
     </w:p>
     <w:p>
@@ -3570,27 +3000,7 @@
           <w:sz w:val="24"/>
           <w:szCs w:val="24"/>
         </w:rPr>
-        <w:t xml:space="preserve">But the simple linear model only generates a blurred image from the average prediction of each category. One possible solution to this problem is to use a multi-label decoding model based on GCN. Specifically, given a </w:t>
-      </w:r>
-      <w:proofErr w:type="gramStart"/>
-      <w:r>
-        <w:rPr>
-          <w:rFonts w:ascii="Georgia" w:eastAsia="Georgia" w:hAnsi="Georgia" w:cs="Georgia"/>
-          <w:color w:val="1F1F1F"/>
-          <w:sz w:val="24"/>
-          <w:szCs w:val="24"/>
-        </w:rPr>
-        <w:t>short-series</w:t>
-      </w:r>
-      <w:proofErr w:type="gramEnd"/>
-      <w:r>
-        <w:rPr>
-          <w:rFonts w:ascii="Georgia" w:eastAsia="Georgia" w:hAnsi="Georgia" w:cs="Georgia"/>
-          <w:color w:val="1F1F1F"/>
-          <w:sz w:val="24"/>
-          <w:szCs w:val="24"/>
-        </w:rPr>
-        <w:t xml:space="preserve"> of fMRI signals, the model predicts a set of cognitive states instead of one single task condition. Due to the delay effect of hemodynamic response that reaches plateau around 6s past stimulus, we can modify the label matrix by prolonging each event duration until 8s after the task onset and allow multiple labels assigned to the same time point.</w:t>
+        <w:t>But the simple linear model only generates a blurred image from the average prediction of each category. One possible solution to this problem is to use a multi-label decoding model based on GCN. Specifically, given a short-series of fMRI signals, the model predicts a set of cognitive states instead of one single task condition. Due to the delay effect of hemodynamic response that reaches plateau around 6s past stimulus, we can modify the label matrix by prolonging each event duration until 8s after the task onset and allow multiple labels assigned to the same time point.</w:t>
       </w:r>
     </w:p>
     <w:p>
@@ -3691,7 +3101,6 @@
           <w:shd w:val="clear" w:color="auto" w:fill="383838"/>
         </w:rPr>
       </w:pPr>
-      <w:proofErr w:type="spellStart"/>
       <w:r>
         <w:rPr>
           <w:rFonts w:ascii="Courier New" w:eastAsia="Courier New" w:hAnsi="Courier New" w:cs="Courier New"/>
@@ -3700,10 +3109,11 @@
           <w:szCs w:val="21"/>
           <w:shd w:val="clear" w:color="auto" w:fill="383838"/>
         </w:rPr>
-        <w:t>RT_Mental</w:t>
-      </w:r>
-      <w:proofErr w:type="spellEnd"/>
-      <w:r>
+        <w:t>RT_Mental    RT_Random</w:t>
+      </w:r>
+    </w:p>
+    <w:p>
+      <w:pPr>
         <w:rPr>
           <w:rFonts w:ascii="Courier New" w:eastAsia="Courier New" w:hAnsi="Courier New" w:cs="Courier New"/>
           <w:color w:val="E3E3E3"/>
@@ -3711,9 +3121,7 @@
           <w:szCs w:val="21"/>
           <w:shd w:val="clear" w:color="auto" w:fill="383838"/>
         </w:rPr>
-        <w:t xml:space="preserve">    </w:t>
-      </w:r>
-      <w:proofErr w:type="spellStart"/>
+      </w:pPr>
       <w:r>
         <w:rPr>
           <w:rFonts w:ascii="Courier New" w:eastAsia="Courier New" w:hAnsi="Courier New" w:cs="Courier New"/>
@@ -3722,9 +3130,8 @@
           <w:szCs w:val="21"/>
           <w:shd w:val="clear" w:color="auto" w:fill="383838"/>
         </w:rPr>
-        <w:t>RT_Random</w:t>
-      </w:r>
-      <w:proofErr w:type="spellEnd"/>
+        <w:t>count   195.000000   195.000000</w:t>
+      </w:r>
     </w:p>
     <w:p>
       <w:pPr>
@@ -3744,7 +3151,7 @@
           <w:szCs w:val="21"/>
           <w:shd w:val="clear" w:color="auto" w:fill="383838"/>
         </w:rPr>
-        <w:t>count   195.000000   195.000000</w:t>
+        <w:t>mean   1043.623077  1039.513675</w:t>
       </w:r>
     </w:p>
     <w:p>
@@ -3765,10 +3172,11 @@
           <w:szCs w:val="21"/>
           <w:shd w:val="clear" w:color="auto" w:fill="383838"/>
         </w:rPr>
-        <w:t xml:space="preserve">mean   </w:t>
-      </w:r>
-      <w:proofErr w:type="gramStart"/>
-      <w:r>
+        <w:t>std     414.984964   399.460399</w:t>
+      </w:r>
+    </w:p>
+    <w:p>
+      <w:pPr>
         <w:rPr>
           <w:rFonts w:ascii="Courier New" w:eastAsia="Courier New" w:hAnsi="Courier New" w:cs="Courier New"/>
           <w:color w:val="E3E3E3"/>
@@ -3776,12 +3184,8 @@
           <w:szCs w:val="21"/>
           <w:shd w:val="clear" w:color="auto" w:fill="383838"/>
         </w:rPr>
-        <w:t>1043.623077  1039.513675</w:t>
-      </w:r>
-      <w:proofErr w:type="gramEnd"/>
-    </w:p>
-    <w:p>
-      <w:pPr>
+      </w:pPr>
+      <w:r>
         <w:rPr>
           <w:rFonts w:ascii="Courier New" w:eastAsia="Courier New" w:hAnsi="Courier New" w:cs="Courier New"/>
           <w:color w:val="E3E3E3"/>
@@ -3789,8 +3193,11 @@
           <w:szCs w:val="21"/>
           <w:shd w:val="clear" w:color="auto" w:fill="383838"/>
         </w:rPr>
-      </w:pPr>
-      <w:r>
+        <w:t>min     457.666667   388.000000</w:t>
+      </w:r>
+    </w:p>
+    <w:p>
+      <w:pPr>
         <w:rPr>
           <w:rFonts w:ascii="Courier New" w:eastAsia="Courier New" w:hAnsi="Courier New" w:cs="Courier New"/>
           <w:color w:val="E3E3E3"/>
@@ -3798,11 +3205,8 @@
           <w:szCs w:val="21"/>
           <w:shd w:val="clear" w:color="auto" w:fill="383838"/>
         </w:rPr>
-        <w:t>std     414.984964   399.460399</w:t>
-      </w:r>
-    </w:p>
-    <w:p>
-      <w:pPr>
+      </w:pPr>
+      <w:r>
         <w:rPr>
           <w:rFonts w:ascii="Courier New" w:eastAsia="Courier New" w:hAnsi="Courier New" w:cs="Courier New"/>
           <w:color w:val="E3E3E3"/>
@@ -3810,8 +3214,11 @@
           <w:szCs w:val="21"/>
           <w:shd w:val="clear" w:color="auto" w:fill="383838"/>
         </w:rPr>
-      </w:pPr>
-      <w:r>
+        <w:t>25%     751.750000   724.750000</w:t>
+      </w:r>
+    </w:p>
+    <w:p>
+      <w:pPr>
         <w:rPr>
           <w:rFonts w:ascii="Courier New" w:eastAsia="Courier New" w:hAnsi="Courier New" w:cs="Courier New"/>
           <w:color w:val="E3E3E3"/>
@@ -3819,11 +3226,8 @@
           <w:szCs w:val="21"/>
           <w:shd w:val="clear" w:color="auto" w:fill="383838"/>
         </w:rPr>
-        <w:t>min     457.666667   388.000000</w:t>
-      </w:r>
-    </w:p>
-    <w:p>
-      <w:pPr>
+      </w:pPr>
+      <w:r>
         <w:rPr>
           <w:rFonts w:ascii="Courier New" w:eastAsia="Courier New" w:hAnsi="Courier New" w:cs="Courier New"/>
           <w:color w:val="E3E3E3"/>
@@ -3831,8 +3235,11 @@
           <w:szCs w:val="21"/>
           <w:shd w:val="clear" w:color="auto" w:fill="383838"/>
         </w:rPr>
-      </w:pPr>
-      <w:r>
+        <w:t>50%     926.333333   984.000000</w:t>
+      </w:r>
+    </w:p>
+    <w:p>
+      <w:pPr>
         <w:rPr>
           <w:rFonts w:ascii="Courier New" w:eastAsia="Courier New" w:hAnsi="Courier New" w:cs="Courier New"/>
           <w:color w:val="E3E3E3"/>
@@ -3840,11 +3247,8 @@
           <w:szCs w:val="21"/>
           <w:shd w:val="clear" w:color="auto" w:fill="383838"/>
         </w:rPr>
-        <w:t>25%     751.750000   724.750000</w:t>
-      </w:r>
-    </w:p>
-    <w:p>
-      <w:pPr>
+      </w:pPr>
+      <w:r>
         <w:rPr>
           <w:rFonts w:ascii="Courier New" w:eastAsia="Courier New" w:hAnsi="Courier New" w:cs="Courier New"/>
           <w:color w:val="E3E3E3"/>
@@ -3852,8 +3256,11 @@
           <w:szCs w:val="21"/>
           <w:shd w:val="clear" w:color="auto" w:fill="383838"/>
         </w:rPr>
-      </w:pPr>
-      <w:r>
+        <w:t>75%    1241.500000  1253.333333</w:t>
+      </w:r>
+    </w:p>
+    <w:p>
+      <w:pPr>
         <w:rPr>
           <w:rFonts w:ascii="Courier New" w:eastAsia="Courier New" w:hAnsi="Courier New" w:cs="Courier New"/>
           <w:color w:val="E3E3E3"/>
@@ -3861,11 +3268,8 @@
           <w:szCs w:val="21"/>
           <w:shd w:val="clear" w:color="auto" w:fill="383838"/>
         </w:rPr>
-        <w:t>50%     926.333333   984.000000</w:t>
-      </w:r>
-    </w:p>
-    <w:p>
-      <w:pPr>
+      </w:pPr>
+      <w:r>
         <w:rPr>
           <w:rFonts w:ascii="Courier New" w:eastAsia="Courier New" w:hAnsi="Courier New" w:cs="Courier New"/>
           <w:color w:val="E3E3E3"/>
@@ -3873,62 +3277,8 @@
           <w:szCs w:val="21"/>
           <w:shd w:val="clear" w:color="auto" w:fill="383838"/>
         </w:rPr>
-      </w:pPr>
-      <w:r>
-        <w:rPr>
-          <w:rFonts w:ascii="Courier New" w:eastAsia="Courier New" w:hAnsi="Courier New" w:cs="Courier New"/>
-          <w:color w:val="E3E3E3"/>
-          <w:sz w:val="21"/>
-          <w:szCs w:val="21"/>
-          <w:shd w:val="clear" w:color="auto" w:fill="383838"/>
-        </w:rPr>
-        <w:t xml:space="preserve">75%    </w:t>
-      </w:r>
-      <w:proofErr w:type="gramStart"/>
-      <w:r>
-        <w:rPr>
-          <w:rFonts w:ascii="Courier New" w:eastAsia="Courier New" w:hAnsi="Courier New" w:cs="Courier New"/>
-          <w:color w:val="E3E3E3"/>
-          <w:sz w:val="21"/>
-          <w:szCs w:val="21"/>
-          <w:shd w:val="clear" w:color="auto" w:fill="383838"/>
-        </w:rPr>
-        <w:t>1241.500000  1253.333333</w:t>
-      </w:r>
-      <w:proofErr w:type="gramEnd"/>
-    </w:p>
-    <w:p>
-      <w:pPr>
-        <w:rPr>
-          <w:rFonts w:ascii="Courier New" w:eastAsia="Courier New" w:hAnsi="Courier New" w:cs="Courier New"/>
-          <w:color w:val="E3E3E3"/>
-          <w:sz w:val="21"/>
-          <w:szCs w:val="21"/>
-          <w:shd w:val="clear" w:color="auto" w:fill="383838"/>
-        </w:rPr>
-      </w:pPr>
-      <w:r>
-        <w:rPr>
-          <w:rFonts w:ascii="Courier New" w:eastAsia="Courier New" w:hAnsi="Courier New" w:cs="Courier New"/>
-          <w:color w:val="E3E3E3"/>
-          <w:sz w:val="21"/>
-          <w:szCs w:val="21"/>
-          <w:shd w:val="clear" w:color="auto" w:fill="383838"/>
-        </w:rPr>
-        <w:t xml:space="preserve">max    </w:t>
-      </w:r>
-      <w:proofErr w:type="gramStart"/>
-      <w:r>
-        <w:rPr>
-          <w:rFonts w:ascii="Courier New" w:eastAsia="Courier New" w:hAnsi="Courier New" w:cs="Courier New"/>
-          <w:color w:val="E3E3E3"/>
-          <w:sz w:val="21"/>
-          <w:szCs w:val="21"/>
-          <w:shd w:val="clear" w:color="auto" w:fill="383838"/>
-        </w:rPr>
-        <w:t>2670.000000  2716.000000</w:t>
-      </w:r>
-      <w:proofErr w:type="gramEnd"/>
+        <w:t>max    2670.000000  2716.000000</w:t>
+      </w:r>
     </w:p>
     <w:p>
       <w:pPr>
@@ -3949,7 +3299,6 @@
           <w:szCs w:val="21"/>
           <w:shd w:val="clear" w:color="auto" w:fill="383838"/>
         </w:rPr>
-        <w:lastRenderedPageBreak/>
         <w:drawing>
           <wp:inline distT="114300" distB="114300" distL="114300" distR="114300" wp14:anchorId="6D1DC7A1" wp14:editId="2A805DFB">
             <wp:extent cx="5943600" cy="2413000"/>
@@ -4017,6 +3366,7 @@
           <w:szCs w:val="21"/>
           <w:shd w:val="clear" w:color="auto" w:fill="383838"/>
         </w:rPr>
+        <w:lastRenderedPageBreak/>
         <w:drawing>
           <wp:inline distT="114300" distB="114300" distL="114300" distR="114300" wp14:anchorId="19A22EA4" wp14:editId="7DE415DA">
             <wp:extent cx="5943600" cy="3924300"/>
@@ -4163,6 +3513,12 @@
       </w:pPr>
       <w:r>
         <w:rPr>
+          <w:rStyle w:val="CommentReference"/>
+        </w:rPr>
+        <w:annotationRef/>
+      </w:r>
+      <w:r>
+        <w:rPr>
           <w:color w:val="000000"/>
         </w:rPr>
         <w:t>(This got an 8/10; can use as a model for scope, clarity, and implications)</w:t>
@@ -4747,13 +4103,19 @@
       </w:pPr>
       <w:r>
         <w:rPr>
+          <w:rStyle w:val="CommentReference"/>
+        </w:rPr>
+        <w:annotationRef/>
+      </w:r>
+      <w:r>
+        <w:rPr>
           <w:color w:val="000000"/>
         </w:rPr>
         <w:t>Would we be basing this relationship on resting brain state(s) or the in-task brain state(s)?</w:t>
       </w:r>
     </w:p>
   </w:comment>
-  <w:comment w:id="8" w:author="Lucas Wozniak" w:date="2025-07-14T19:36:00Z" w:initials="">
+  <w:comment w:id="9" w:author="Lucas Wozniak" w:date="2025-07-14T19:36:00Z" w:initials="">
     <w:p>
       <w:pPr>
         <w:widowControl w:val="0"/>
@@ -4771,13 +4133,19 @@
       </w:pPr>
       <w:r>
         <w:rPr>
+          <w:rStyle w:val="CommentReference"/>
+        </w:rPr>
+        <w:annotationRef/>
+      </w:r>
+      <w:r>
+        <w:rPr>
           <w:color w:val="000000"/>
         </w:rPr>
         <w:t>binary or categorical?</w:t>
       </w:r>
     </w:p>
   </w:comment>
-  <w:comment w:id="9" w:author="Sara Garza" w:date="2025-07-14T19:42:00Z" w:initials="">
+  <w:comment w:id="8" w:author="Sara Garza" w:date="2025-07-14T19:42:00Z" w:initials="">
     <w:p>
       <w:pPr>
         <w:widowControl w:val="0"/>
@@ -4795,6 +4163,12 @@
       </w:pPr>
       <w:r>
         <w:rPr>
+          <w:rStyle w:val="CommentReference"/>
+        </w:rPr>
+        <w:annotationRef/>
+      </w:r>
+      <w:r>
+        <w:rPr>
           <w:color w:val="000000"/>
         </w:rPr>
         <w:t>i think categorical</w:t>
@@ -4819,6 +4193,12 @@
       </w:pPr>
       <w:r>
         <w:rPr>
+          <w:rStyle w:val="CommentReference"/>
+        </w:rPr>
+        <w:annotationRef/>
+      </w:r>
+      <w:r>
+        <w:rPr>
           <w:color w:val="000000"/>
         </w:rPr>
         <w:t>There is a patter or patters in the activity of the population during the cognitive tasks</w:t>
@@ -4841,6 +4221,12 @@
           <w:color w:val="000000"/>
         </w:rPr>
       </w:pPr>
+      <w:r>
+        <w:rPr>
+          <w:rStyle w:val="CommentReference"/>
+        </w:rPr>
+        <w:annotationRef/>
+      </w:r>
       <w:r>
         <w:rPr>
           <w:color w:val="000000"/>
